--- a/Volume 1/Chapter 07 - Networking Basics/SPA_Vol1_Ch7_Project1_Network_Diagnostic_Utility.docx
+++ b/Volume 1/Chapter 07 - Networking Basics/SPA_Vol1_Ch7_Project1_Network_Diagnostic_Utility.docx
@@ -2479,23 +2479,120 @@
         <w:keepNext/>
       </w:pPr>
       <w:r>
-        <w:t xml:space="preserve">Save each source and supporting file from this project into the matching path in the project layout. As in Chapter 1, notepad .\c\basic_network_diagnostics.c creates and opens one: choose Yes, type the file, save it with Ctrl+S, and close Notepad (on Linux or macOS, nano ./c/basic_network_diagnostics.c: type the file, then save and close it with Ctrl+O, Enter, then Ctrl+X). Then install the packages for TypeScript: undici for the HTTPS request and koffi for the echo, with the TypeScript compiler. Remember, </w:t>
-      </w:r>
-      <w:r>
-        <w:t>--ignore-scripts skips koffi's install script, which is not needed.</w:t>
-      </w:r>
-    </w:p>
-    <w:p>
-      <w:pPr>
-        <w:keepNext/>
-      </w:pPr>
-    </w:p>
-    <w:p>
-      <w:pPr>
-        <w:pStyle w:val="CommandBlock"/>
-      </w:pPr>
-      <w:r>
-        <w:t>npm --prefix .\typescript install --ignore-scripts --no-audit --no-fund</w:t>
+        <w:t>Then make the TypeScript project's package.json and install the packages for TypeScript: undici for the HTTPS request and koffi for the echo, with the TypeScript compiler. Remember, npm init -y, npm pkg, then npm install. The last npm line pins undici and koffi to exact versions under dependencies, the packages the program needs when it runs. Remember, --ignore-scripts skips koffi's install script, which is not needed.</w:t>
+      </w:r>
+    </w:p>
+    <w:p>
+      <w:pPr>
+        <w:keepNext/>
+      </w:pPr>
+    </w:p>
+    <w:p>
+      <w:pPr>
+        <w:pStyle w:val="CommandBlock"/>
+        <w:keepNext/>
+      </w:pPr>
+      <w:r>
+        <w:t>Push-Location .\typescript</w:t>
+      </w:r>
+    </w:p>
+    <w:p>
+      <w:pPr>
+        <w:pStyle w:val="CommandBlock"/>
+        <w:keepNext/>
+      </w:pPr>
+      <w:r>
+        <w:t>npm init -y</w:t>
+      </w:r>
+    </w:p>
+    <w:p>
+      <w:pPr>
+        <w:pStyle w:val="CommandBlock"/>
+        <w:keepNext/>
+      </w:pPr>
+      <w:r>
+        <w:t>npm pkg set name=network-diagnostic-utility-typescript type=module</w:t>
+      </w:r>
+    </w:p>
+    <w:p>
+      <w:pPr>
+        <w:pStyle w:val="CommandBlock"/>
+        <w:keepNext/>
+      </w:pPr>
+      <w:r>
+        <w:t>npm pkg set private=true --json</w:t>
+      </w:r>
+    </w:p>
+    <w:p>
+      <w:pPr>
+        <w:pStyle w:val="CommandBlock"/>
+        <w:keepNext/>
+      </w:pPr>
+      <w:r>
+        <w:t>npm pkg set "scripts.check=tsc --noEmit" "scripts.build=tsc --noEmitOnError"</w:t>
+      </w:r>
+    </w:p>
+    <w:p>
+      <w:pPr>
+        <w:pStyle w:val="CommandBlock"/>
+        <w:keepNext/>
+      </w:pPr>
+      <w:r>
+        <w:t>npm pkg delete version description main keywords author license scripts.test</w:t>
+      </w:r>
+    </w:p>
+    <w:p>
+      <w:pPr>
+        <w:pStyle w:val="CommandBlock"/>
+        <w:keepNext/>
+      </w:pPr>
+      <w:r>
+        <w:t>npm install --save-dev --save-exact typescript@7.0.2 @types/node@24.13.5 `</w:t>
+      </w:r>
+    </w:p>
+    <w:p>
+      <w:pPr>
+        <w:pStyle w:val="CommandBlock"/>
+        <w:keepNext/>
+      </w:pPr>
+      <w:r>
+        <w:t xml:space="preserve">    --ignore-scripts --no-audit --no-fund</w:t>
+      </w:r>
+    </w:p>
+    <w:p>
+      <w:pPr>
+        <w:pStyle w:val="CommandBlock"/>
+        <w:keepNext/>
+      </w:pPr>
+      <w:r>
+        <w:t>npm install --save-exact koffi@3.3.2 undici@8.11.2 `</w:t>
+      </w:r>
+    </w:p>
+    <w:p>
+      <w:pPr>
+        <w:pStyle w:val="CommandBlock"/>
+        <w:keepNext/>
+      </w:pPr>
+      <w:r>
+        <w:t xml:space="preserve">    --ignore-scripts --no-audit --no-fund</w:t>
+      </w:r>
+    </w:p>
+    <w:p>
+      <w:pPr>
+        <w:pStyle w:val="CommandBlock"/>
+      </w:pPr>
+      <w:r>
+        <w:t>Pop-Location</w:t>
+      </w:r>
+    </w:p>
+    <w:p>
+      <w:pPr>
+        <w:keepNext/>
+      </w:pPr>
+    </w:p>
+    <w:p>
+      <w:r>
+        <w:t>You save each source file in its language's section below, as each is shown. As in Chapter 1, notepad .\c\basic_network_diagnostics.c creates and opens one: choose Yes, type the file, save it with Ctrl+S, and close Notepad (on Linux or macOS, nano ./c/basic_network_diagnostics.c: type the file, then save and close it with Ctrl+O, Enter, then Ctrl+X).</w:t>
       </w:r>
     </w:p>
     <w:p>
@@ -2886,10 +2983,113 @@
     </w:p>
     <w:p>
       <w:pPr>
-        <w:pStyle w:val="CommandBlock"/>
-      </w:pPr>
-      <w:r>
-        <w:t>npm --prefix ./typescript install --ignore-scripts --no-audit --no-fund</w:t>
+        <w:keepNext/>
+      </w:pPr>
+      <w:r>
+        <w:t>Then make package.json with the same commands as on Windows; cd moves into ./typescript for the npm lines, and cd .. moves back.</w:t>
+      </w:r>
+    </w:p>
+    <w:p>
+      <w:pPr>
+        <w:keepNext/>
+      </w:pPr>
+    </w:p>
+    <w:p>
+      <w:pPr>
+        <w:pStyle w:val="CommandBlock"/>
+        <w:keepNext/>
+      </w:pPr>
+      <w:r>
+        <w:t>cd ./typescript</w:t>
+      </w:r>
+    </w:p>
+    <w:p>
+      <w:pPr>
+        <w:pStyle w:val="CommandBlock"/>
+        <w:keepNext/>
+      </w:pPr>
+      <w:r>
+        <w:t>npm init -y</w:t>
+      </w:r>
+    </w:p>
+    <w:p>
+      <w:pPr>
+        <w:pStyle w:val="CommandBlock"/>
+        <w:keepNext/>
+      </w:pPr>
+      <w:r>
+        <w:t>npm pkg set name=network-diagnostic-utility-typescript type=module</w:t>
+      </w:r>
+    </w:p>
+    <w:p>
+      <w:pPr>
+        <w:pStyle w:val="CommandBlock"/>
+        <w:keepNext/>
+      </w:pPr>
+      <w:r>
+        <w:t>npm pkg set private=true --json</w:t>
+      </w:r>
+    </w:p>
+    <w:p>
+      <w:pPr>
+        <w:pStyle w:val="CommandBlock"/>
+        <w:keepNext/>
+      </w:pPr>
+      <w:r>
+        <w:t>npm pkg set "scripts.check=tsc --noEmit" "scripts.build=tsc --noEmitOnError"</w:t>
+      </w:r>
+    </w:p>
+    <w:p>
+      <w:pPr>
+        <w:pStyle w:val="CommandBlock"/>
+        <w:keepNext/>
+      </w:pPr>
+      <w:r>
+        <w:t>npm pkg delete version description main keywords author license scripts.test</w:t>
+      </w:r>
+    </w:p>
+    <w:p>
+      <w:pPr>
+        <w:pStyle w:val="CommandBlock"/>
+        <w:keepNext/>
+      </w:pPr>
+      <w:r>
+        <w:t>npm install --save-dev --save-exact typescript@7.0.2 @types/node@24.13.5 \</w:t>
+      </w:r>
+    </w:p>
+    <w:p>
+      <w:pPr>
+        <w:pStyle w:val="CommandBlock"/>
+        <w:keepNext/>
+      </w:pPr>
+      <w:r>
+        <w:t xml:space="preserve">    --ignore-scripts --no-audit --no-fund</w:t>
+      </w:r>
+    </w:p>
+    <w:p>
+      <w:pPr>
+        <w:pStyle w:val="CommandBlock"/>
+        <w:keepNext/>
+      </w:pPr>
+      <w:r>
+        <w:t>npm install --save-exact koffi@3.3.2 undici@8.11.2 \</w:t>
+      </w:r>
+    </w:p>
+    <w:p>
+      <w:pPr>
+        <w:pStyle w:val="CommandBlock"/>
+        <w:keepNext/>
+      </w:pPr>
+      <w:r>
+        <w:t xml:space="preserve">    --ignore-scripts --no-audit --no-fund</w:t>
+      </w:r>
+    </w:p>
+    <w:p>
+      <w:pPr>
+        <w:pStyle w:val="CommandBlock"/>
+      </w:pPr>
+      <w:r>
+        <w:t>cd ..</w:t>
       </w:r>
     </w:p>
     <w:p>
@@ -30730,7 +30930,7 @@
     </w:p>
     <w:p>
       <w:r>
-        <w:t>package.json is Lesson 7.4's with this project's name and one more package: undici 8.11.2 beside koffi 3.3.2 under dependencies, because the copied apiClient module sends its requests with undici's fetch. The two .csproj files, go.mod, and tsconfig.json are the copied ones.</w:t>
+        <w:t>package.json is the file the setup commands wrote, shown here so you can check yours; the blank lines and the order of its fields may differ. It is Lesson 7.4's with this project's name and one more package: undici 8.11.2 beside koffi 3.3.2 under dependencies, because the copied apiClient module sends its requests with undici's fetch. The two .csproj files, go.mod, and tsconfig.json are the copied ones.</w:t>
       </w:r>
     </w:p>
     <w:p>
@@ -33072,31 +33272,31 @@
       </w:rPr>
     </w:lvl>
   </w:abstractNum>
-  <w:num w:numId="1" w16cid:durableId="135223725">
+  <w:num w:numId="1" w16cid:durableId="1907179007">
     <w:abstractNumId w:val="8"/>
   </w:num>
-  <w:num w:numId="2" w16cid:durableId="299455860">
+  <w:num w:numId="2" w16cid:durableId="26569818">
     <w:abstractNumId w:val="6"/>
   </w:num>
-  <w:num w:numId="3" w16cid:durableId="955253012">
+  <w:num w:numId="3" w16cid:durableId="76874880">
     <w:abstractNumId w:val="5"/>
   </w:num>
-  <w:num w:numId="4" w16cid:durableId="1904484312">
+  <w:num w:numId="4" w16cid:durableId="5838198">
     <w:abstractNumId w:val="4"/>
   </w:num>
-  <w:num w:numId="5" w16cid:durableId="222642863">
+  <w:num w:numId="5" w16cid:durableId="996415808">
     <w:abstractNumId w:val="7"/>
   </w:num>
-  <w:num w:numId="6" w16cid:durableId="1561751900">
+  <w:num w:numId="6" w16cid:durableId="631011417">
     <w:abstractNumId w:val="3"/>
   </w:num>
-  <w:num w:numId="7" w16cid:durableId="1320116930">
+  <w:num w:numId="7" w16cid:durableId="640619484">
     <w:abstractNumId w:val="2"/>
   </w:num>
-  <w:num w:numId="8" w16cid:durableId="259414771">
+  <w:num w:numId="8" w16cid:durableId="394016186">
     <w:abstractNumId w:val="1"/>
   </w:num>
-  <w:num w:numId="9" w16cid:durableId="988023858">
+  <w:num w:numId="9" w16cid:durableId="1098529200">
     <w:abstractNumId w:val="0"/>
   </w:num>
 </w:numbering>
